--- a/al-turuq-al-yusra-nahw/exports/الطرق اليسرى إلى نحو الكوفة والبصرى.docx
+++ b/al-turuq-al-yusra-nahw/exports/الطرق اليسرى إلى نحو الكوفة والبصرى.docx
@@ -2809,7 +2809,7 @@
           <w:szCs w:val="22"/>
           <w:rtl/>
         </w:rPr>
-        <w:t xml:space="preserve"> اسم مجرور بحرف الجر «دون» (وهو ظرف بمعنى «غير» هنا مضاف)، وعلامة جره الكسرة الظاهرة.
+        <w:t xml:space="preserve"> مضاف إليه مجرور وعلامة جره الكسرة الظاهرة، وذلك بإضافة الظرف «دون» (وهو ظرف مكان بمعنى «غير» وليس حرف جر) إليه، لا لدخول حرف جر عليه.
 </w:t>
       </w:r>
     </w:p>
@@ -4179,7 +4179,7 @@
           <w:szCs w:val="22"/>
           <w:rtl/>
         </w:rPr>
-        <w:t xml:space="preserve"> فعل مضارع منصوب بـ«حتى» وعلامة نصبه الفتحة الظاهرة.
+        <w:t xml:space="preserve"> فعل مضارع منصوب بأن مضمرة وجوبًا بعد «حتى»، وعلامة نصبه الفتحة الظاهرة.
 </w:t>
       </w:r>
     </w:p>
@@ -4228,7 +4228,7 @@
           <w:rtl/>
         </w:rPr>
         <w:t xml:space="preserve">
-فَإِذَا لَمْ تَكُنْ إِلَّا الْأَسِنَّةَ مَرْكَبًا</w:t>
+فَإِذَا لَمْ تَكُنْ إِلَّا الْأَسِنَّةُ مَرْكَبًا</w:t>
       </w:r>
       <w:r>
         <w:rPr>
@@ -4253,6 +4253,49 @@
         <w:spacing w:after="140" w:before="0" w:line="300"/>
         <w:jc w:val="both"/>
       </w:pPr>
+      <w:r>
+        <w:rPr>
+          <w:rFonts w:ascii="Amiri" w:cs="Amiri" w:eastAsia="Amiri" w:hAnsi="Amiri"/>
+          <w:b w:val="false"/>
+          <w:bCs w:val="false"/>
+          <w:i w:val="false"/>
+          <w:iCs w:val="false"/>
+          <w:color w:val="181410"/>
+          <w:sz w:val="22"/>
+          <w:szCs w:val="22"/>
+          <w:rtl/>
+        </w:rPr>
+        <w:t xml:space="preserve">
+</w:t>
+      </w:r>
+      <w:r>
+        <w:rPr>
+          <w:rFonts w:ascii="Amiri" w:cs="Amiri" w:eastAsia="Amiri" w:hAnsi="Amiri"/>
+          <w:b/>
+          <w:bCs/>
+          <w:i w:val="false"/>
+          <w:iCs w:val="false"/>
+          <w:color w:val="0D2143"/>
+          <w:sz w:val="22"/>
+          <w:szCs w:val="22"/>
+          <w:rtl/>
+        </w:rPr>
+        <w:t xml:space="preserve">الْأَسِنَّةُ:</w:t>
+      </w:r>
+      <w:r>
+        <w:rPr>
+          <w:rFonts w:ascii="Amiri" w:cs="Amiri" w:eastAsia="Amiri" w:hAnsi="Amiri"/>
+          <w:b w:val="false"/>
+          <w:bCs w:val="false"/>
+          <w:i w:val="false"/>
+          <w:iCs w:val="false"/>
+          <w:color w:val="181410"/>
+          <w:sz w:val="22"/>
+          <w:szCs w:val="22"/>
+          <w:rtl/>
+        </w:rPr>
+        <w:t xml:space="preserve"> اسم «تكن» مرفوع وعلامة رفعه الضمة الظاهرة، وهو من باب الاستثناء المفرغ (لم تكن إلا...)، فأُعرب حسب موقعه من الجملة اسمًا لـ«تكن».</w:t>
+      </w:r>
       <w:r>
         <w:rPr>
           <w:rFonts w:ascii="Amiri" w:cs="Amiri" w:eastAsia="Amiri" w:hAnsi="Amiri"/>
@@ -5407,7 +5450,7 @@
           <w:szCs w:val="22"/>
           <w:rtl/>
         </w:rPr>
-        <w:t xml:space="preserve"> مبتدأ مؤخر مرفوع وعلامة رفعه الضمة الظاهرة.
+        <w:t xml:space="preserve"> مبتدأ مرفوع وعلامة رفعه الضمة الظاهرة، وخبره «عليك» (شبه جملة الجار والمجرور)، و«عظيمٌ» في آخر البيت نعتٌ له مرفوع مثله.
 </w:t>
       </w:r>
     </w:p>
@@ -5786,7 +5829,7 @@
           <w:rtl/>
         </w:rPr>
         <w:t xml:space="preserve">
-لم يثبت للباحثين خلافٌ محدَّدٌ موثَّقٌ بين البصريين والكوفيين حول حرفٍ بعينه في هذا الباب العام، فلا نذكر هاهنا مسألة خلافية مفردة تجنبًا للتكلف. غير أنه يحسن التنبيه، مرةً واحدةً في هذا الكتاب، إلى ملحظٍ منهجيٍّ عام يصف مدرستي البصرة والكوفة في التعامل مع الشواهد اللغوية عمومًا: فقد عُرف عن الكوفيين توسّعهم في قبول الشواهد اللهجية والشعرية النادرة والاحتجاج بها في تقعيد القاعدة النحوية، بينما مال البصريون إلى التشدد في انتقاء الشواهد والاعتماد على القياس المطّرد وضبط موارد الاستشهاد. وهذا وصفٌ منهجيٌّ عام لطريقة المدرستين، لا مسألةً خلافيةً بعينها في حرفٍ معيّن.
+لم يثبت للباحثين خلافٌ محدَّدٌ موثَّقٌ بين البصريين والكوفيين حول حرفٍ بعينه في هذا الباب العام، فلا نذكر هاهنا مسألة خلافية مفردة تجنبًا للتكلف. غير أنه يحسن التنبيه، مرةً واحدةً في هذا الكتاب، إلى ملحظٍ منهجيٍّ عام يصف مدرستي البصرة والكوفة في التعامل مع الشواهد اللغوية عمومًا: فقد عُرف عن الكوفيين توسّعهم في قبول الشواهد اللهجية والشعرية النادرة والاحتجاج بها في تقعيد القاعدة النحوية، بينما مال البصريون إلى التشدد في انتقاء الشواهد والاعتماد على القياس المطّرد وضبط موارد الاستشهاد. وهذا وصفٌ منهجيٌّ عام لطريقة المدرستين، لا مسألةٌ خلافيةٌ بعينها في حرفٍ معيّن.
 </w:t>
       </w:r>
     </w:p>
@@ -6676,7 +6719,7 @@
           <w:szCs w:val="22"/>
           <w:rtl/>
         </w:rPr>
-        <w:t xml:space="preserve">عمدة الجملة الفعلية اسمان لا تقوم الجملة الفعلية إلا بأحدهما، ويتمّم بها معناها بالآخر: الفاعل، والمفعول به. وقد اتفقت مدرستا البصرة والكوفة على أصل هذين الركنين وحكمهما الإعرابي اتفاقًا تامًّا لا خلاف فيه، وإنما وقع خلافهما في مسألة واحدة دقيقة تتصل بموضع الفاعل من الجملة، وهي ما سنعرضه في هذا الفصل بعد تقرير الأصول المتفق عليها.</w:t>
+        <w:t xml:space="preserve">عمدة الجملة الفعلية اسمان لا تقوم إلا بأحدهما، ويتمّم معناها بالآخر: الفاعل، والمفعول به. وقد اتفقت مدرستا البصرة والكوفة على أصل هذين الركنين وحكمهما الإعرابي اتفاقًا تامًّا لا خلاف فيه، وإنما وقع خلافهما في مسألة واحدة دقيقة تتصل بموضع الفاعل من الجملة، وهي ما سنعرضه في هذا الفصل بعد تقرير الأصول المتفق عليها.</w:t>
       </w:r>
     </w:p>
     <w:tbl>
@@ -7561,7 +7604,7 @@
           <w:szCs w:val="22"/>
           <w:rtl/>
         </w:rPr>
-        <w:t xml:space="preserve">العِلْمُ: مبتدأ مرفوع وعلامة رفعه الضمة الظاهرة. يَرْفَعُ: فعل مضارع مرفوع وعلامة رفعه الضمة الظاهرة، والفاعل ضمير مستتر وجوبًا تقديره «هو» يعود على «العلم». بَيْتًا: مفعول به منصوب وعلامة نصبه الفتحة الظاهرة. والجملة الفعلية «يرفع بيتًا...» في محل رفع خبر المبتدأ. وعلى النسق نفسه يُعرب الشطر الثاني: الجهلُ مبتدأ، يهدمُ فعل مضارع مرفوع وفاعله مستتر تقديره هو، بيتَ مفعول به منصوب وهو مضاف، العزِّ مضاف إليه مجرور.</w:t>
+        <w:t xml:space="preserve">العِلْمُ: مبتدأ مرفوع وعلامة رفعه الضمة الظاهرة. يَرْفَعُ: فعل مضارع مرفوع وعلامة رفعه الضمة الظاهرة، والفاعل ضمير مستتر وجوبًا تقديره «هو» يعود على «العلم». بَيْتًا: مفعول به منصوب وعلامة نصبه الفتحة الظاهرة. لَا: نافية للجنس، حرف مبني على السكون لا محل له من الإعراب، تعمل عمل «إنّ». عِمَادَ: اسم «لا» مبني على الفتح في محل نصب. لَهُ: جار ومجرور متعلقان بخبر «لا» المحذوف، والجملة من «لا عماد له» في محل نصب نعت لـ«بيتًا». والجملة الفعلية «يرفع بيتًا...» في محل رفع خبر المبتدأ. وعلى النسق نفسه يُعرب الشطر الثاني: الواو حرف عطف، الجهلُ مبتدأ، يهدمُ فعل مضارع مرفوع وفاعله مستتر تقديره هو، بيتَ مفعول به منصوب وهو مضاف، العزِّ مضاف إليه مجرور، والواو حرف عطف، الشرفِ معطوف على «العزِّ» مجرور مثله وعلامة جره الكسرة الظاهرة.</w:t>
       </w:r>
     </w:p>
     <w:p>
@@ -8059,7 +8102,7 @@
           <w:szCs w:val="22"/>
           <w:rtl/>
         </w:rPr>
-        <w:t xml:space="preserve">رَكِبْتُ: فعل وفاعل. حِصَانًا: مفعول به منصوب وعلامة نصبه الفتحة الظاهرة. جَوَادًا: </w:t>
+        <w:t xml:space="preserve">رَكِبْتُ: رَكِبَ فعل ماضٍ مبني على السكون لاتصاله بضمير رفع متحرك، والتاء ضمير متصل مبني على الضم في محل رفع فاعل. حِصَانًا: مفعول به منصوب وعلامة نصبه الفتحة الظاهرة. جَوَادًا: </w:t>
       </w:r>
       <w:r>
         <w:rPr>
@@ -8143,7 +8186,7 @@
           <w:szCs w:val="22"/>
           <w:rtl/>
         </w:rPr>
-        <w:t xml:space="preserve">اشْتَرَيْتُ: فعل وفاعل. رِطْلًا: مفعول به منصوب وعلامة نصبه الفتحة الظاهرة. عَسَلًا: تمييز منصوب وعلامة نصبه الفتحة الظاهرة، وهو تمييز ذاتٍ يبيّن جنس المقدار المبهم في «رطلًا».</w:t>
+        <w:t xml:space="preserve">اشْتَرَيْتُ: اشْتَرَى فعل ماضٍ مبني على السكون لاتصاله بضمير رفع متحرك، والتاء ضمير متصل مبني على الضم في محل رفع فاعل. رِطْلًا: مفعول به منصوب وعلامة نصبه الفتحة الظاهرة. عَسَلًا: تمييز منصوب وعلامة نصبه الفتحة الظاهرة، وهو تمييز ذاتٍ يبيّن جنس المقدار المبهم في «رطلًا».</w:t>
       </w:r>
     </w:p>
     <w:p>
@@ -8670,7 +8713,7 @@
           <w:szCs w:val="22"/>
           <w:rtl/>
         </w:rPr>
-        <w:t xml:space="preserve">الصِّدْقَ (الأول): مفعول به منصوب لفعل محذوف وجوبًا تقديره «الزَمْ»، وعلامة نصبه الفتحة الظاهرة. الصِّدْقَ (الثاني): توكيد لفظي منصوب.</w:t>
+        <w:t xml:space="preserve">الصِّدْقَ (الأول): مفعول به منصوب لفعل محذوف وجوبًا تقديره «الزَمْ»، وعلامة نصبه الفتحة الظاهرة. الصِّدْقَ (الثاني): توكيد لفظي منصوب مثل المؤكَّد وعلامة نصبه الفتحة الظاهرة.</w:t>
       </w:r>
     </w:p>
     <w:p>
@@ -8726,7 +8769,7 @@
           <w:szCs w:val="22"/>
           <w:rtl/>
         </w:rPr>
-        <w:t xml:space="preserve">الاجتهادَ: مفعول به منصوب لفعل محذوف وجوبًا تقديره «الزموا»، وعلامة نصبه الفتحة الظاهرة. يا: حرف نداء. طلابُ: منادى مبني على الضم في محل نصب.</w:t>
+        <w:t xml:space="preserve">الاجتهادَ: مفعول به منصوب لفعل محذوف وجوبًا تقديره «الزموا»، وعلامة نصبه الفتحة الظاهرة. يا: حرف نداء مبني لا محل له من الإعراب. طلابُ: منادى نكرة مقصودة مبني على الضم في محل نصب.</w:t>
       </w:r>
     </w:p>
     <w:tbl>
@@ -8794,7 +8837,7 @@
                 <w:szCs w:val="22"/>
                 <w:rtl/>
               </w:rPr>
-              <w:t xml:space="preserve">النداء طلب إقبال المخاطَب بأداة من أدواته، وينقسم المنادى إلى خمسة أقسام أشهرها العلم والنكرة المقصودة (المبنيان) والمضاف وشبيهه والنكرة غير المقصودة (المنصوبات). وفي تركيب «أيّها» تُعرب «أيّ» منادى مبنيًّا، و«ها» حرف تنبيه لا محل له، والاسم بعدها بدلًا أو عطف بيان. والإغراء حثٌّ على أمرٍ محمود باسمٍ منصوب على إضمار عامله وجوبًا، وهو حكمٌ متفقٌ عليه لا خلاف فيه.</w:t>
+              <w:t xml:space="preserve">النداء طلب إقبال المخاطَب بأداة من أدواته، وينقسم المنادى إلى خمسة أقسام هي: العلم والنكرة المقصودة (المبنيان)، والمضاف وشبيهه والنكرة غير المقصودة (المنصوبات). وفي تركيب «أيّها» تُعرب «أيّ» منادى مبنيًّا، و«ها» حرف تنبيه لا محل له، والاسم بعدها بدلًا أو عطف بيان. والإغراء حثٌّ على أمرٍ محمود باسمٍ منصوب على إضمار عامله وجوبًا، وهو حكمٌ متفقٌ عليه لا خلاف فيه.</w:t>
             </w:r>
           </w:p>
         </w:tc>
@@ -8952,7 +8995,7 @@
           <w:rtl/>
         </w:rPr>
         <w:t xml:space="preserve">
-اتفق النحاة — بصريوهم وكوفيوهم على السواء — على أن النعت الحقيقي يتبع منعوته في أربعة أمور من عشرة، وهي: الإعراب (رفعًا ونصبًا وجرًّا)، والتعريف والتنكير، والإفراد والتثنية والجمع، والتذكير والتأنيث. فلا يجوز أن يُنعت الاسم المذكر بنعتٍ مؤنث، ولا الجمع بنعتٍ مفرد، إلا في أحوال خاصة كنعت الجمع غير العاقل بمفردة مؤنثة نحو «الكتبُ المفيدةُ». وهذا الإجماع على قواعد المطابقة ثابتٌ عند المدرستين جميعًا، ولا خلاف فيه البتة.
+اتفق النحاة — بصريوهم وكوفيوهم على السواء — على أن النعت الحقيقي يتبع منعوته في أربعة أمور، وهي: الإعراب (رفعًا ونصبًا وجرًّا)، والتعريف والتنكير، والإفراد والتثنية والجمع، والتذكير والتأنيث. فلا يجوز أن يُنعت الاسم المذكر بنعتٍ مؤنث، ولا الجمع بنعتٍ مفرد، إلا في أحوال خاصة كنعت الجمع غير العاقل بمفردة مؤنثة نحو «الكتبُ المفيدةُ». وهذا الإجماع على قواعد المطابقة ثابتٌ عند المدرستين جميعًا، ولا خلاف فيه البتة.
 </w:t>
       </w:r>
     </w:p>
@@ -9155,13 +9198,7 @@
               <w:right w:type="dxa" w:w="200"/>
             </w:tcMar>
           </w:tcPr>
-          <w:p>
-            <w:pPr>
-              <w:bidi/>
-              <w:spacing w:after="80" w:before="0" w:line="300"/>
-              <w:jc w:val="both"/>
-            </w:pPr>
-          </w:p>
+          <w:p/>
         </w:tc>
       </w:tr>
     </w:tbl>
@@ -9246,7 +9283,7 @@
           <w:rtl/>
         </w:rPr>
         <w:t xml:space="preserve">
-قرأتُ: فعل ماضٍ والتاء فاعل. الكتابَ: مفعول به منصوب. والواو: حرف عطف مبني على الفتح لا محل له من الإعراب. المجلةَ: معطوف على "الكتاب" منصوب مثله وعلامة نصبه الفتحة.
+قرأتُ: فعل ماضٍ مبني على السكون، والتاء ضمير متصل في محل رفع فاعل. الكتابَ: مفعول به منصوب وعلامة نصبه الفتحة. الواو: حرف عطف مبني على الفتح لا محل له من الإعراب. المجلةَ: معطوف على "الكتاب" منصوب مثله وعلامة نصبه الفتحة.
 </w:t>
       </w:r>
     </w:p>
@@ -9391,22 +9428,22 @@
           <w:rtl/>
         </w:rPr>
         <w:t xml:space="preserve">
-- جاء الرجلُ الكريمُ وابنُه: "الكريم" نعت مرفوع، و"ابنه" معطوف مرفوع بواسطة الواو، والهاء ضمير متصل مضاف إليه.</w:t>
-      </w:r>
-      <w:r>
-        <w:rPr>
-          <w:rFonts w:ascii="Amiri" w:cs="Amiri" w:eastAsia="Amiri" w:hAnsi="Amiri"/>
-          <w:b w:val="false"/>
-          <w:bCs w:val="false"/>
-          <w:i w:val="false"/>
-          <w:iCs w:val="false"/>
-          <w:color w:val="181410"/>
-          <w:sz w:val="22"/>
-          <w:szCs w:val="22"/>
-          <w:rtl/>
-        </w:rPr>
-        <w:t xml:space="preserve">
-- قرأتُ الكتابَ المفيدَ والمجلةَ: "المفيد" نعت منصوب، و"المجلة" معطوفة منصوبة بواسطة الواو.
+- جاء الرجلُ الكريمُ وابنُه: "الكريم" نعت مرفوع، و"ابنه" معطوف على "الرجل" مرفوع بواسطة الواو، والهاء ضمير متصل مضاف إليه.</w:t>
+      </w:r>
+      <w:r>
+        <w:rPr>
+          <w:rFonts w:ascii="Amiri" w:cs="Amiri" w:eastAsia="Amiri" w:hAnsi="Amiri"/>
+          <w:b w:val="false"/>
+          <w:bCs w:val="false"/>
+          <w:i w:val="false"/>
+          <w:iCs w:val="false"/>
+          <w:color w:val="181410"/>
+          <w:sz w:val="22"/>
+          <w:szCs w:val="22"/>
+          <w:rtl/>
+        </w:rPr>
+        <w:t xml:space="preserve">
+- قرأتُ الكتابَ المفيدَ والمجلةَ: "المفيد" نعت منصوب، و"المجلة" معطوف على "الكتاب" منصوب بواسطة الواو.
 </w:t>
       </w:r>
     </w:p>
@@ -9741,7 +9778,7 @@
           <w:rtl/>
         </w:rPr>
         <w:t xml:space="preserve">
-- الأسماء الموصولة: مثل "الذي"، "التي"، "الذين".</w:t>
+- الأسماء الموصولة: مثل "الذي"، "التي"، "الذين" (ما عدا المثنى منها كـ"اللذان" و"اللتان" فمعرب إعراب المثنى).</w:t>
       </w:r>
       <w:r>
         <w:rPr>
@@ -9921,7 +9958,7 @@
           <w:rtl/>
         </w:rPr>
         <w:t xml:space="preserve">
-مَن: اسم شرط جازم مبني على السكون في محل رفع مبتدأ. يجتهدْ: فعل مضارع مجزوم فعل الشرط وعلامة جزمه السكون، وهو اسم معرب لأنه فعل مضارع لم يتصل بنون التوكيد ولا نون النسوة، والفاعل ضمير مستتر تقديره "هو". ينجحْ: فعل مضارع مجزوم جواب الشرط وعلامة جزمه السكون، والفاعل ضمير مستتر تقديره "هو".
+مَن: اسم شرط جازم مبني على السكون في محل رفع مبتدأ. يجتهدْ: فعل مضارع مجزوم فعل الشرط وعلامة جزمه السكون، وهو فعل معرب لأنه فعل مضارع لم يتصل بنون التوكيد ولا نون النسوة، والفاعل ضمير مستتر تقديره "هو". ينجحْ: فعل مضارع مجزوم جواب الشرط وعلامة جزمه السكون، والفاعل ضمير مستتر تقديره "هو"، وجملة الشرط وجوابه في محل رفع خبر المبتدأ.
 </w:t>
       </w:r>
     </w:p>
@@ -10509,7 +10546,7 @@
           <w:rtl/>
         </w:rPr>
         <w:t xml:space="preserve">
-إذا: حرف شرط غير جازم مبني على السكون، متعلق بجوابه. الشعبُ: فاعل لفعل محذوف يفسره ما بعده، تقديره "أراد"، مرفوع وعلامة رفعه الضمة (وقيل: مبتدأ على قلة). يومًا: ظرف زمان منصوب متعلق بـ"أراد". أرادَ: فعل ماضٍ مبني على الفتح، والفاعل ضمير مستتر تقديره "هو" يعود على "الشعب"، وجملة "أراد الحياة" مفسرة لا محل لها من الإعراب (أو في محل رفع خبر إن قيل بالابتداء). الحياةَ: مفعول به منصوب وعلامة نصبه الفتحة.
+إذا: ظرف لما يُستقبل من الزمان يتضمّن معنى الشرط (أداة شرط غير جازمة)، مبني على السكون في محل نصب على الظرفية الزمانية، وهو مضاف، وجملة الشرط بعده في محل جر بالإضافة، متعلق بجوابه. الشعبُ: فاعل لفعل محذوف يفسره ما بعده، تقديره "أراد"، مرفوع وعلامة رفعه الضمة (وقيل: مبتدأ على قلة). يومًا: ظرف زمان منصوب متعلق بـ"أراد". أرادَ: فعل ماضٍ مبني على الفتح، والفاعل ضمير مستتر تقديره "هو" يعود على "الشعب"، وجملة "أراد الحياة" مفسرة لا محل لها من الإعراب (أو في محل رفع خبر إن قيل بالابتداء). الحياةَ: مفعول به منصوب وعلامة نصبه الفتحة.
 </w:t>
       </w:r>
     </w:p>
@@ -12985,7 +13022,7 @@
           <w:szCs w:val="22"/>
           <w:rtl/>
         </w:rPr>
-        <w:t xml:space="preserve">مثال (لا النافية للجنس مع حال وخبر محذوف):</w:t>
+        <w:t xml:space="preserve">مثال (لا النافية للجنس مع نعت لاسمها وخبر محذوف):</w:t>
       </w:r>
     </w:p>
     <w:p>
@@ -13147,7 +13184,7 @@
           <w:szCs w:val="22"/>
           <w:rtl/>
         </w:rPr>
-        <w:t xml:space="preserve"> حال منصوبة وعلامة نصبها الفتحة الظاهرة، وصاحب الحال اسم «لا» النكرة، وقد ساغ مجيء الحال منها لعموم النفي الداخل عليها.</w:t>
+        <w:t xml:space="preserve"> نعت لاسم «لا» منصوب وعلامة نصبه الفتحة الظاهرة، مراعاةً لمحل اسم «لا» (وهو النصب)؛ ويجوز في مثل هذا النعت المفرد أيضًا بناؤه على الفتح اتباعًا للفظ المنعوت، أو رفعه مراعاةً لمحله لو لم تدخل عليه «لا».</w:t>
       </w:r>
       <w:r>
         <w:rPr>
@@ -13190,7 +13227,7 @@
           <w:szCs w:val="22"/>
           <w:rtl/>
         </w:rPr>
-        <w:t xml:space="preserve"> جار ومجرور متعلقان بخبر «لا» المحذوف، والتقدير: لا رجلَ كائنٌ في الدار ظريفًا.
+        <w:t xml:space="preserve"> جار ومجرور متعلقان بخبر «لا» المحذوف، والتقدير: لا رجلَ ظريفًا كائنٌ في الدار.
 </w:t>
       </w:r>
     </w:p>
@@ -13738,7 +13775,7 @@
                 <w:szCs w:val="18"/>
                 <w:rtl/>
               </w:rPr>
-              <w:t xml:space="preserve">إشارة إلى نظم ابن مالك</w:t>
+              <w:t xml:space="preserve">تنبيه</w:t>
             </w:r>
           </w:p>
         </w:tc>
@@ -16393,7 +16430,7 @@
           <w:rtl/>
         </w:rPr>
         <w:t xml:space="preserve">
-«أنْ» التفسيرية حرفٌ مصدريٌّ مخفَّف من معناه، يقع بعد جملةٍ فيها معنى القول دون حروفه (أي: فيها فعل بمعنى القول كـ«كتب» و«أشار» و«أومأ» من غير أن يكون الفعل نفسه فعل قولٍ صريحًا)، ويليها جملة تُفسِّر ما قبلها. من شروطها ألا تسبقها «أن» المصدرية الناصبة، وألا يليها إلا جملة.
+«أنْ» التفسيرية حرفٌ يفيد التفسير، مبنيٌّ لا محل له من الإعراب، ولا عمل له فيما بعده (بخلاف «أنْ» المصدرية التي تنصب الفعل المضارع)، يقع بعد جملةٍ فيها معنى القول دون حروفه (أي: فيها فعل بمعنى القول كـ«كتب» و«أشار» و«أومأ» من غير أن يكون الفعل نفسه فعل قولٍ صريحًا)، ويليها جملة تُفسِّر ما قبلها. ومن شروطها ألا يسبقها ما يقتضي كونها مصدرية (كحرف جر)، وألا يليها إلا جملة.
 </w:t>
       </w:r>
     </w:p>
@@ -17424,7 +17461,7 @@
           <w:szCs w:val="22"/>
           <w:rtl/>
         </w:rPr>
-        <w:t xml:space="preserve"> فعل مضارع مرفوع وعلامة رفعه الضمة الظاهرة، والفاعل ضمير مستتر تقديره «هو» يعود على مضمون الكلام السابق.</w:t>
+        <w:t xml:space="preserve"> فعل مضارع مرفوع وعلامة رفعه الضمة الظاهرة، والفاعل ضمير مستتر جوازًا تقديره «هو» يعود على مضمون الكلام السابق.</w:t>
       </w:r>
       <w:r>
         <w:rPr>
@@ -18412,7 +18449,7 @@
           <w:szCs w:val="24"/>
           <w:rtl/>
         </w:rPr>
-        <w:t xml:space="preserve">أَيُّ كِتَابٍ تَقْرَأُ؟</w:t>
+        <w:t xml:space="preserve">أَيَّ كِتَابٍ تَقْرَأُ؟</w:t>
       </w:r>
     </w:p>
     <w:p>
@@ -18448,7 +18485,7 @@
           <w:szCs w:val="22"/>
           <w:rtl/>
         </w:rPr>
-        <w:t xml:space="preserve">أَيُّ:</w:t>
+        <w:t xml:space="preserve">أَيَّ:</w:t>
       </w:r>
       <w:r>
         <w:rPr>
@@ -18490,7 +18527,7 @@
           <w:szCs w:val="22"/>
           <w:rtl/>
         </w:rPr>
-        <w:t xml:space="preserve"> وعلامة نصبه فتحةٌ مقدرة على آخره منع من ظهورها اشتغال المحل بحركة الإعراب الأصلية (أو تُقدَّر الفتحة ظاهرةً بحسب الوجه المختار)؛ ووجه تقديمه أن له صدارة الكلام لكونه اسم استفهام، والعامل فيه الفعل «تقرأ» بعده، وهو مضاف.</w:t>
+        <w:t xml:space="preserve"> وعلامة نصبه الفتحة الظاهرة؛ ووجه تقديمه أن له صدارة الكلام لكونه اسم استفهام، والعامل فيه الفعل «تقرأ» بعده، وهو مضاف.</w:t>
       </w:r>
       <w:r>
         <w:rPr>
@@ -18897,7 +18934,7 @@
           <w:rtl/>
         </w:rPr>
         <w:t xml:space="preserve">
-فقد كان لدى الكوفيين في بعض السياقات ميلٌ إلى معاملة «ماذا» على أنها أداةٌ استفهاميةٌ واحدةٌ ممتزجةٌ من جزأين امتزاج تركيبٍ يُعامَل معاملة الكلمة الواحدة في بعض أحوال الاستعمال، فلا يُفصَّل فيها بين «ما» و«ذا» تفصيلًا مطردًا في كل موضع. أما البصريون فكانوا أكثر اطرادًا في تحليلهم، إذ يرون «ماذا» مركبةً دائمًا من عنصرين متمايزين: «ما» الاستفهامية، و«ذا» بمعنى «الذي»، وهو اسمٌ موصولٌ، وما بعدها صلته، والعائد محذوف، ومن ثمّ يُعرِبون الجملة بعدها جملة صلة الموصول لا محل لها من الإعراب.
+فقد كان لدى الكوفيين في بعض السياقات ميلٌ إلى معاملة «ماذا» على أنها أداةٌ استفهاميةٌ واحدةٌ ممتزجةٌ من جزأين، تُعامَل معاملة الكلمة الواحدة في بعض أحوال الاستعمال، فلا يُفصَّل فيها بين «ما» و«ذا» تفصيلًا مطردًا في كل موضع. أما البصريون فكانوا أكثر اطرادًا في تحليلهم، إذ يرون «ماذا» مركبةً دائمًا من عنصرين متمايزين: «ما» الاستفهامية، و«ذا» بمعنى «الذي»، وهو اسمٌ موصولٌ، وما بعدها صلته، والعائد محذوف، ومن ثمّ يُعرِبون الجملة بعدها جملة صلة الموصول لا محل لها من الإعراب.
 </w:t>
       </w:r>
     </w:p>
@@ -19161,7 +19198,7 @@
                 <w:rtl/>
               </w:rPr>
               <w:t xml:space="preserve">
-أدوات الاستفهام قسمان: حروفٌ (الهمزة وهل) لا محل لها من الإعراب، وأسماءٌ (مَن، ما، متى، أين، كيف، أيّ، كم) لها مواقع إعرابية. وجميع أسماء الاستفهام مبنيةٌ إلا «أيّ» فإنها معربةٌ تتغير حركتها بحسب موقعها، فقد تقع مبتدأً مرفوعًا، أو مفعولًا به مقدَّمًا منصوبًا كما في «أَيُّ كِتَابٍ تَقْرَأُ؟»، أو مجرورةً بحرف جر. وقد اختلف البصريون والكوفيون منهجيًّا في تحليل «ماذا» الاستفهامية: أهي أداةٌ واحدةٌ ممتزجةٌ كما مال إليه الكوفيون في بعض السياقات، أم مركبةٌ من «ما» الاستفهامية و«ذا» الموصولة كما اطّرد عليه البصريون؟
+أدوات الاستفهام قسمان: حروفٌ (الهمزة وهل) لا محل لها من الإعراب، وأسماءٌ (مَن، ما، متى، أين، كيف، أيّ، كم) لها مواقع إعرابية. وجميع أسماء الاستفهام مبنيةٌ إلا «أيّ» فإنها معربةٌ تتغير حركتها بحسب موقعها، فقد تقع مبتدأً مرفوعًا، أو مفعولًا به مقدَّمًا منصوبًا كما في «أَيَّ كِتَابٍ تَقْرَأُ؟»، أو مجرورةً بحرف جر. وقد اختلف البصريون والكوفيون منهجيًّا في تحليل «ماذا» الاستفهامية: أهي أداةٌ واحدةٌ ممتزجةٌ كما مال إليه الكوفيون في بعض السياقات، أم مركبةٌ من «ما» الاستفهامية و«ذا» الموصولة كما اطّرد عليه البصريون؟
 </w:t>
             </w:r>
           </w:p>
@@ -19755,7 +19792,7 @@
           <w:szCs w:val="22"/>
           <w:rtl/>
         </w:rPr>
-        <w:t xml:space="preserve"> خاصةً، يستعملون «لعلّ» فيجرّون ما بعدها بدل نصبه، وهو استعمالٌ نادرٌ خلافًا لعملها المشهور عند الجمهور، فيقولون مثلًا: «لعلَّ زيدٍ قائمٌ» بجر «زيدٍ» بدل نصبه، فاحتج الكوفيون بهذا النقل على أن أصلها المركب من حرف الجر «اللام» هو الذي يفسر هذا الاستعمال النادر بالجر، إذ حرف الجر يناسبه أن يجرّ ما بعده.
+        <w:t xml:space="preserve">، يستعملون «لعلّ» فيجرّون ما بعدها بدل نصبه، وهو استعمالٌ نادرٌ خلافًا لعملها المشهور عند الجمهور، فيقولون مثلًا: «لعلَّ زيدٍ قائمٌ» بجر «زيدٍ» بدل نصبه، فاحتج الكوفيون بهذا النقل على أن أصلها المركب من حرف الجر «اللام» هو الذي يفسر هذا الاستعمال النادر بالجر، إذ حرف الجر يناسبه أن يجرّ ما بعده.
 </w:t>
       </w:r>
     </w:p>
@@ -20986,7 +21023,7 @@
           <w:szCs w:val="22"/>
           <w:rtl/>
         </w:rPr>
-        <w:t xml:space="preserve"> مفعول به منصوب وعلامة نصبه الفتحة الظاهرة، وهو اسمٌ مصغَّرٌ من «كتاب» على وزن «فُعَيْعِل» بعد حذف ألف المدّ الزائدة عند التصغير، وقد أفاد التصغير هنا تقريب دلالة الحجم لا التحقير.</w:t>
+        <w:t xml:space="preserve"> مفعول به منصوب وعلامة نصبه الفتحة الظاهرة، وهو اسمٌ مصغَّرٌ من «كتاب» على وزن «فُعَيْعِل» بعد قلب ألف المدّ الزائدة ياءً وإدغامها في ياء التصغير (ومن ثمَّ ظهرت الشدة على الياء)، وقد أفاد التصغير هنا تقريب دلالة الحجم لا التحقير.</w:t>
       </w:r>
       <w:r>
         <w:rPr>
@@ -21149,7 +21186,7 @@
           <w:szCs w:val="22"/>
           <w:rtl/>
         </w:rPr>
-        <w:t xml:space="preserve"> منادى مفردٌ علمٌ (في معنى المخاطب المفرد المصغَّر) مبني على الضم في محل نصب.</w:t>
+        <w:t xml:space="preserve"> منادى مفردٌ نكرة مقصودة (في معنى المخاطب المفرد المصغَّر) مبني على الضم في محل نصب.</w:t>
       </w:r>
       <w:r>
         <w:rPr>
